--- a/private/docs/SPX-Sniper-Playbook.docx
+++ b/private/docs/SPX-Sniper-Playbook.docx
@@ -410,11 +410,7 @@
         <w:tc>
           <w:p>
             <w:r>
-              <w:rPr>
-                <w:sz w:val="20"/>
-                <w:szCs w:val="20"/>
-              </w:rPr>
-              <w:t xml:space="preserve">9:30 – 9:45 AM</w:t>
+              <w:t>9:30 – 9:50 AM</w:t>
             </w:r>
           </w:p>
         </w:tc>
@@ -480,11 +476,7 @@
         <w:tc>
           <w:p>
             <w:r>
-              <w:rPr>
-                <w:sz w:val="20"/>
-                <w:szCs w:val="20"/>
-              </w:rPr>
-              <w:t xml:space="preserve">3:30 – 3:50 PM</w:t>
+              <w:t>3:30 – 3:45 PM</w:t>
             </w:r>
           </w:p>
         </w:tc>
@@ -515,11 +507,7 @@
         <w:tc>
           <w:p>
             <w:r>
-              <w:rPr>
-                <w:sz w:val="20"/>
-                <w:szCs w:val="20"/>
-              </w:rPr>
-              <w:t xml:space="preserve">3:50 PM+</w:t>
+              <w:t>3:45 PM+</w:t>
             </w:r>
           </w:p>
         </w:tc>
@@ -556,7 +544,7 @@
           <w:sz w:val="22"/>
           <w:szCs w:val="22"/>
         </w:rPr>
-        <w:t xml:space="preserve">Independent cutoffs: SPX_PLAY_NO_ENTRY (3:30 PM) blocks flat-path entries only. SPX_PLAY_FORCE_EXIT (3:50 PM) force-flattens open plays only.</w:t>
+        <w:t>Independent cutoffs: SPX_PLAY_NO_ENTRY (3:30 PM) blocks flat-path entries only. SPX_PLAY_FORCE_EXIT (3:45 PM) force-flattens open plays only.</w:t>
       </w:r>
     </w:p>
     <w:p>
@@ -1122,11 +1110,7 @@
         <w:tc>
           <w:p>
             <w:r>
-              <w:rPr>
-                <w:sz w:val="20"/>
-                <w:szCs w:val="20"/>
-              </w:rPr>
-              <w:t xml:space="preserve">|score| ≥ 58</w:t>
+              <w:t>|score| ≥ 52</w:t>
             </w:r>
           </w:p>
         </w:tc>
@@ -1262,22 +1246,14 @@
         <w:tc>
           <w:p>
             <w:r>
-              <w:rPr>
-                <w:sz w:val="20"/>
-                <w:szCs w:val="20"/>
-              </w:rPr>
-              <w:t xml:space="preserve">Until 9:45 AM</w:t>
-            </w:r>
-          </w:p>
-        </w:tc>
-        <w:tc>
-          <w:p>
-            <w:r>
-              <w:rPr>
-                <w:sz w:val="20"/>
-                <w:szCs w:val="20"/>
-              </w:rPr>
-              <w:t xml:space="preserve">No cold BUY first 15m</w:t>
+              <w:t>Until 9:50 AM</w:t>
+            </w:r>
+          </w:p>
+        </w:tc>
+        <w:tc>
+          <w:p>
+            <w:r>
+              <w:t>No cold BUY first 20m</w:t>
             </w:r>
           </w:p>
         </w:tc>
@@ -1332,6 +1308,72 @@
         <w:tc>
           <w:p>
             <w:r>
+              <w:t>15 min</w:t>
+            </w:r>
+          </w:p>
+        </w:tc>
+        <w:tc>
+          <w:p>
+            <w:r>
+              <w:rPr>
+                <w:sz w:val="20"/>
+                <w:szCs w:val="20"/>
+              </w:rPr>
+              <w:t xml:space="preserve">STOP exits only — any direction, no BUY</w:t>
+            </w:r>
+          </w:p>
+        </w:tc>
+      </w:tr>
+      <w:tr>
+        <w:tc>
+          <w:p>
+            <w:r>
+              <w:rPr>
+                <w:sz w:val="20"/>
+                <w:szCs w:val="20"/>
+              </w:rPr>
+              <w:t xml:space="preserve">Buy cooldown</w:t>
+            </w:r>
+          </w:p>
+        </w:tc>
+        <w:tc>
+          <w:p>
+            <w:r>
+              <w:rPr>
+                <w:sz w:val="20"/>
+                <w:szCs w:val="20"/>
+              </w:rPr>
+              <w:t xml:space="preserve">10 min</w:t>
+            </w:r>
+          </w:p>
+        </w:tc>
+        <w:tc>
+          <w:p>
+            <w:r>
+              <w:rPr>
+                <w:sz w:val="20"/>
+                <w:szCs w:val="20"/>
+              </w:rPr>
+              <w:t xml:space="preserve">Any exit — A+ bypasses block with warning</w:t>
+            </w:r>
+          </w:p>
+        </w:tc>
+      </w:tr>
+      <w:tr>
+        <w:tc>
+          <w:p>
+            <w:r>
+              <w:rPr>
+                <w:sz w:val="20"/>
+                <w:szCs w:val="20"/>
+              </w:rPr>
+              <w:t xml:space="preserve">Re-entry lock</w:t>
+            </w:r>
+          </w:p>
+        </w:tc>
+        <w:tc>
+          <w:p>
+            <w:r>
               <w:rPr>
                 <w:sz w:val="20"/>
                 <w:szCs w:val="20"/>
@@ -1347,76 +1389,6 @@
                 <w:sz w:val="20"/>
                 <w:szCs w:val="20"/>
               </w:rPr>
-              <w:t xml:space="preserve">STOP exits only — any direction, no BUY</w:t>
-            </w:r>
-          </w:p>
-        </w:tc>
-      </w:tr>
-      <w:tr>
-        <w:tc>
-          <w:p>
-            <w:r>
-              <w:rPr>
-                <w:sz w:val="20"/>
-                <w:szCs w:val="20"/>
-              </w:rPr>
-              <w:t xml:space="preserve">Buy cooldown</w:t>
-            </w:r>
-          </w:p>
-        </w:tc>
-        <w:tc>
-          <w:p>
-            <w:r>
-              <w:rPr>
-                <w:sz w:val="20"/>
-                <w:szCs w:val="20"/>
-              </w:rPr>
-              <w:t xml:space="preserve">10 min</w:t>
-            </w:r>
-          </w:p>
-        </w:tc>
-        <w:tc>
-          <w:p>
-            <w:r>
-              <w:rPr>
-                <w:sz w:val="20"/>
-                <w:szCs w:val="20"/>
-              </w:rPr>
-              <w:t xml:space="preserve">Any exit — A+ bypasses block with warning</w:t>
-            </w:r>
-          </w:p>
-        </w:tc>
-      </w:tr>
-      <w:tr>
-        <w:tc>
-          <w:p>
-            <w:r>
-              <w:rPr>
-                <w:sz w:val="20"/>
-                <w:szCs w:val="20"/>
-              </w:rPr>
-              <w:t xml:space="preserve">Re-entry lock</w:t>
-            </w:r>
-          </w:p>
-        </w:tc>
-        <w:tc>
-          <w:p>
-            <w:r>
-              <w:rPr>
-                <w:sz w:val="20"/>
-                <w:szCs w:val="20"/>
-              </w:rPr>
-              <w:t xml:space="preserve">20 min</w:t>
-            </w:r>
-          </w:p>
-        </w:tc>
-        <w:tc>
-          <w:p>
-            <w:r>
-              <w:rPr>
-                <w:sz w:val="20"/>
-                <w:szCs w:val="20"/>
-              </w:rPr>
               <w:t xml:space="preserve">Loss exit (STOP + THESIS) — same direction</w:t>
             </w:r>
           </w:p>
@@ -1472,11 +1444,7 @@
         <w:tc>
           <w:p>
             <w:r>
-              <w:rPr>
-                <w:sz w:val="20"/>
-                <w:szCs w:val="20"/>
-              </w:rPr>
-              <w:t xml:space="preserve">6+ of 11</w:t>
+              <w:t>5+ of 11</w:t>
             </w:r>
           </w:p>
         </w:tc>
@@ -1507,11 +1475,7 @@
         <w:tc>
           <w:p>
             <w:r>
-              <w:rPr>
-                <w:sz w:val="20"/>
-                <w:szCs w:val="20"/>
-              </w:rPr>
-              <w:t xml:space="preserve">4+</w:t>
+              <w:t>3+</w:t>
             </w:r>
           </w:p>
         </w:tc>
@@ -1737,6 +1701,38 @@
           </w:p>
         </w:tc>
       </w:tr>
+      <w:tr>
+        <w:tc>
+          <w:tcPr>
+            <w:tcW w:type="dxa" w:w="100"/>
+          </w:tcPr>
+          <w:p>
+            <w:r>
+              <w:t>Min risk:reward</w:t>
+            </w:r>
+          </w:p>
+        </w:tc>
+        <w:tc>
+          <w:tcPr>
+            <w:tcW w:type="dxa" w:w="100"/>
+          </w:tcPr>
+          <w:p>
+            <w:r>
+              <w:t>≥ 1.2:1</w:t>
+            </w:r>
+          </w:p>
+        </w:tc>
+        <w:tc>
+          <w:tcPr>
+            <w:tcW w:type="dxa" w:w="100"/>
+          </w:tcPr>
+          <w:p>
+            <w:r>
+              <w:t>Target must be ≥1.2× stop distance (SPX_PLAY_MIN_RISK_REWARD)</w:t>
+            </w:r>
+          </w:p>
+        </w:tc>
+      </w:tr>
     </w:tbl>
     <w:p>
       <w:pPr>
@@ -1747,7 +1743,7 @@
           <w:sz w:val="22"/>
           <w:szCs w:val="22"/>
         </w:rPr>
-        <w:t xml:space="preserve">Adaptive telemetry raises floors after 8+ trades over 14 days with win rate &lt;45%.</w:t>
+        <w:t>Adaptive telemetry raises floors after 30+ trades over 30 days with win rate &lt;45%.</w:t>
       </w:r>
     </w:p>
     <w:p>
@@ -2010,11 +2006,7 @@
         <w:tc>
           <w:p>
             <w:r>
-              <w:rPr>
-                <w:sz w:val="20"/>
-                <w:szCs w:val="20"/>
-              </w:rPr>
-              <w:t xml:space="preserve">20 min</w:t>
+              <w:t>15 min</w:t>
             </w:r>
           </w:p>
         </w:tc>
@@ -2557,6 +2549,68 @@
           </w:p>
         </w:tc>
       </w:tr>
+      <w:tr>
+        <w:tc>
+          <w:tcPr>
+            <w:tcW w:type="dxa" w:w="100"/>
+          </w:tcPr>
+          <w:p>
+            <w:r>
+              <w:t>TRAIL</w:t>
+            </w:r>
+          </w:p>
+        </w:tc>
+        <w:tc>
+          <w:tcPr>
+            <w:tcW w:type="dxa" w:w="100"/>
+          </w:tcPr>
+          <w:p>
+            <w:r>
+              <w:t>No</w:t>
+            </w:r>
+          </w:p>
+        </w:tc>
+        <w:tc>
+          <w:tcPr>
+            <w:tcW w:type="dxa" w:w="100"/>
+          </w:tcPr>
+          <w:p>
+            <w:r>
+              <w:t>No</w:t>
+            </w:r>
+          </w:p>
+        </w:tc>
+        <w:tc>
+          <w:tcPr>
+            <w:tcW w:type="dxa" w:w="100"/>
+          </w:tcPr>
+          <w:p>
+            <w:r>
+              <w:t>Yes</w:t>
+            </w:r>
+          </w:p>
+        </w:tc>
+        <w:tc>
+          <w:tcPr>
+            <w:tcW w:type="dxa" w:w="100"/>
+          </w:tcPr>
+          <w:p>
+            <w:r>
+              <w:t>No</w:t>
+            </w:r>
+          </w:p>
+        </w:tc>
+        <w:tc>
+          <w:tcPr>
+            <w:tcW w:type="dxa" w:w="100"/>
+          </w:tcPr>
+          <w:p>
+            <w:r>
+              <w:t>No</w:t>
+            </w:r>
+          </w:p>
+        </w:tc>
+      </w:tr>
     </w:tbl>
     <w:p>
       <w:pPr>
@@ -2584,7 +2638,7 @@
           <w:sz w:val="22"/>
           <w:szCs w:val="22"/>
         </w:rPr>
-        <w:t xml:space="preserve">STOP long 10:00 — buy cooldown until 10:10; post-STOP until 10:20 (any dir); re-entry lock until 10:20 (long only). Short at 10:05 blocked by post-STOP only.</w:t>
+        <w:t>STOP long 10:00 — buy cooldown until 10:10; post-STOP until 10:15 (any dir); re-entry lock until 10:20 (long only). Short at 10:05 blocked by post-STOP only.</w:t>
       </w:r>
     </w:p>
     <w:p>
@@ -3032,11 +3086,7 @@
         <w:tc>
           <w:p>
             <w:r>
-              <w:rPr>
-                <w:sz w:val="20"/>
-                <w:szCs w:val="20"/>
-              </w:rPr>
-              <w:t xml:space="preserve">+3 to full-entry and promote floors (global_min_score_boost). 58→61, promote 48→51</w:t>
+              <w:t>+3 to full-entry and promote floors (global_min_score_boost). 52→55, promote 48→51</w:t>
             </w:r>
           </w:p>
         </w:tc>
@@ -3552,11 +3602,7 @@
         <w:tc>
           <w:p>
             <w:r>
-              <w:rPr>
-                <w:sz w:val="20"/>
-                <w:szCs w:val="20"/>
-              </w:rPr>
-              <w:t xml:space="preserve">3:50 PM ET force-flatten</w:t>
+              <w:t>3:45 PM ET force-flatten</w:t>
             </w:r>
           </w:p>
         </w:tc>
@@ -3607,6 +3653,38 @@
           </w:p>
         </w:tc>
       </w:tr>
+      <w:tr>
+        <w:tc>
+          <w:tcPr>
+            <w:tcW w:type="dxa" w:w="100"/>
+          </w:tcPr>
+          <w:p>
+            <w:r>
+              <w:t>TRAIL</w:t>
+            </w:r>
+          </w:p>
+        </w:tc>
+        <w:tc>
+          <w:tcPr>
+            <w:tcW w:type="dxa" w:w="100"/>
+          </w:tcPr>
+          <w:p>
+            <w:r>
+              <w:t>Trailing stop hit — breakeven lock at +8pt MFE, then trails the peak once MFE ≥15pt (VIX-indexed window, ~7pt static default). Protected gain or scratch, never a loss.</w:t>
+            </w:r>
+          </w:p>
+        </w:tc>
+        <w:tc>
+          <w:tcPr>
+            <w:tcW w:type="dxa" w:w="100"/>
+          </w:tcPr>
+          <w:p>
+            <w:r>
+              <w:t>Open play</w:t>
+            </w:r>
+          </w:p>
+        </w:tc>
+      </w:tr>
     </w:tbl>
     <w:p>
       <w:pPr>
@@ -3621,6 +3699,16 @@
       </w:r>
     </w:p>
     <w:p>
+      <w:r>
+        <w:t>TRAIL — trailing stop (protects a runner without a hard target/stop hit): once open MFE reaches +8 pts (SPX_TRAILING_STOP_BREAKEVEN_MFE), the stop locks to breakeven — worst case becomes a scratch, not a loss. Once MFE reaches +15 pts (SPX_TRAILING_STOP_TRAIL_MFE), the stop trails the peak price by a window (SPX_TRAILING_STOP_TRAIL_WINDOW, ~7 pts static default, or VIX-indexed by default so wider days get more room). was_loss is always false on a TRAIL exit — no post-STOP cooldown or re-entry lock fires.</w:t>
+      </w:r>
+    </w:p>
+    <w:p>
+      <w:r>
+        <w:t>Exit priority when more than one condition is true on the same poll: force-exit (THETA) beats everything &gt; TARGET beats TRAIL &gt; TRAIL beats STOP/THESIS/SESSION. In practice this means a play that both hit its target and would have trailed-out on the same tick is scored as a TARGET win, not a TRAIL.</w:t>
+      </w:r>
+    </w:p>
+    <w:p>
       <w:pPr>
         <w:spacing w:after="160"/>
       </w:pPr>
@@ -3629,7 +3717,7 @@
           <w:sz w:val="22"/>
           <w:szCs w:val="22"/>
         </w:rPr>
-        <w:t xml:space="preserve">On close: every exit sets last_sell_at. STOP sets last_stop_at. Loss exits set last_sell_was_loss. See Exit cooldowns section.</w:t>
+        <w:t>On close: every exit sets last_sell_at. STOP sets last_stop_at (TRAIL does not, even though it's also a SELL). Loss exits set last_sell_was_loss. See Exit cooldowns section.</w:t>
       </w:r>
     </w:p>
     <w:p>
@@ -4244,7 +4332,7 @@
         <w:spacing w:after="160" w:before="280"/>
       </w:pPr>
       <w:r>
-        <w:t xml:space="preserve">Lotto — open anchor &amp; the 8-point rule</w:t>
+        <w:t>Lotto — open anchor, confirm move, and stop</w:t>
       </w:r>
     </w:p>
     <w:p>
@@ -4273,24 +4361,24 @@
           <w:sz w:val="22"/>
           <w:szCs w:val="22"/>
         </w:rPr>
-        <w:t xml:space="preserve">Confirm (pre-BUY): ≥8pt from open anchor in lotto direction → BUY LOTTO eligible</w:t>
-      </w:r>
-    </w:p>
-    <w:p>
-      <w:pPr>
-        <w:pStyle w:val="ListParagraph"/>
-        <w:numPr>
-          <w:ilvl w:val="0"/>
-          <w:numId w:val="1"/>
-        </w:numPr>
-        <w:spacing w:after="80"/>
-      </w:pPr>
-      <w:r>
-        <w:rPr>
-          <w:sz w:val="22"/>
-          <w:szCs w:val="22"/>
-        </w:rPr>
-        <w:t xml:space="preserve">INVALIDATED (pre-BUY): ≥8pt opposite from open anchor → do not enter; reversal scan</w:t>
+        <w:t>Confirm (pre-BUY): ≥5pt from open anchor in lotto direction → BUY LOTTO eligible</w:t>
+      </w:r>
+    </w:p>
+    <w:p>
+      <w:pPr>
+        <w:pStyle w:val="ListParagraph"/>
+        <w:numPr>
+          <w:ilvl w:val="0"/>
+          <w:numId w:val="1"/>
+        </w:numPr>
+        <w:spacing w:after="80"/>
+      </w:pPr>
+      <w:r>
+        <w:rPr>
+          <w:sz w:val="22"/>
+          <w:szCs w:val="22"/>
+        </w:rPr>
+        <w:t>INVALIDATED (pre-BUY): ≥5pt opposite from open anchor → do not enter; reversal scan</w:t>
       </w:r>
     </w:p>
     <w:p>
@@ -4319,7 +4407,7 @@
           <w:sz w:val="22"/>
           <w:szCs w:val="22"/>
         </w:rPr>
-        <w:t xml:space="preserve">Same 8pt threshold, two anchors: open anchor gates entry; entry price gates the hold.</w:t>
+        <w:t>Two different thresholds, two anchors: a 5pt move off the open anchor gates entry (confirm/invalidate); an 8pt move off the fill price gates the hold (stop).</w:t>
       </w:r>
     </w:p>
     <w:p>
@@ -4357,7 +4445,7 @@
           <w:sz w:val="22"/>
           <w:szCs w:val="22"/>
         </w:rPr>
-        <w:t xml:space="preserve">≥8pt move in lotto direction from open anchor</w:t>
+        <w:t>≥5pt move in lotto direction from open anchor</w:t>
       </w:r>
     </w:p>
     <w:p>
@@ -4420,7 +4508,7 @@
           <w:sz w:val="22"/>
           <w:szCs w:val="22"/>
         </w:rPr>
-        <w:t xml:space="preserve">≥8pt opposite from open anchor — thesis broken before fill</w:t>
+        <w:t>≥5pt opposite from open anchor — thesis broken before fill</w:t>
       </w:r>
     </w:p>
     <w:p>
@@ -5302,55 +5390,121 @@
           <w:sz w:val="20"/>
           <w:szCs w:val="20"/>
         </w:rPr>
-        <w:t xml:space="preserve"># Main play gates
-SPX_PLAY_FULL_MIN_SCORE=58
-SPX_PLAY_STARTER_MIN_SCORE=48
-SPX_PLAY_WATCH_MIN_SCORE=38
-SPX_PLAY_PROMOTE_MIN_SCORE=48
-SPX_PLAY_MIN_GRADE=B
-SPX_PLAY_WEIGHTED_CONFLICT_BLOCK_MIN=4
-SPX_PLAY_MIN_CONFIRMATIONS=6
-SPX_PLAY_MIN_AGREEING_FACTORS=4
-SPX_PLAY_ONLY_FULL_ENTRY=false
-SPX_PLAY_OPENING_RANGE_MINUTES=15
-SPX_PLAY_COOLDOWN_AFTER_STOP_MIN=20
-SPX_PLAY_BUY_COOLDOWN_SEC=600
-SPX_PLAY_BUY_COOLDOWN_APLUS_BYPASS=1
-SPX_PLAY_REENTRY_LOCK_SEC=1200
-# Session cutoffs (independent)
-SPX_PLAY_NO_ENTRY_ET_HOUR=15
-SPX_PLAY_NO_ENTRY_ET_MIN=30
-SPX_PLAY_FORCE_EXIT_ET_HOUR=15
-SPX_PLAY_FORCE_EXIT_ET_MIN=50
-# Open play management
-SPX_PLAY_TRIM_MFE_PTS=12
-SPX_PLAY_TRIM_PROGRESS_PCT=0.70
-SPX_PLAY_THESIS_BREAK_SCORE=40
-SPX_PLAY_THESIS_BREAK_DROP_PTS=12
-SPX_PLAY_WATCH_MAX_AGE_MIN=30
-SPX_PLAY_WATCH_EXTEND_AGE_MIN=45
-# Option chain spread
-SPX_CHAIN_MAX_SPREAD_PCT=18
-SPX_CHAIN_MAX_SPREAD_PCT_OPEN=20
-SPX_CHAIN_OPEN_SPREAD_MINUTES=30
-# Lotto engine
-SPX_PLAY_LOTTO_TARGET_PTS=25
-SPX_PLAY_LOTTO_MAX_PICKS=2
-SPX_PLAY_LOTTO_FLOW_MIN=5000000
-SPX_PLAY_LOTTO_GAP_MIN_PCT=0.4
-SPX_PLAY_LOTTO_CONFIRM_MOVE_PTS=8
-SPX_PLAY_LOTTO_EXPIRE_ET_HOUR=10
-SPX_PLAY_LOTTO_EXPIRE_ET_MIN=30
-SPX_PLAY_LOTTO_MIN_DIRECTION_SIGNALS=3
-SPX_LOTTO_CHAIN_MAX_SPREAD_PCT=50
-SPX_LOTTO_MIN_PREMIUM=0.20
-SPX_LOTTO_MAX_PREMIUM=0.85
-# Adaptive telemetry (see Adaptive telemetry section)
-SPX_OUTCOME_MIN_TRADES=8
-SPX_OUTCOME_MIN_DAYS=14
-SPX_ADAPTIVE_MIN_WIN_RATE=0.45
-SPX_PROMOTE_UNDERPERFORM_GAP=0.15   # cold WR − promote WR; triggers +5 promote floor
-SPX_PROMOTE_SCORE_BOOST=5           # points added to promote min when gap ≥ 0.15</w:t>
+        <w:t># Main play gates</w:t>
+        <w:br/>
+        <w:t>SPX_PLAY_FULL_MIN_SCORE=52</w:t>
+        <w:br/>
+        <w:t>SPX_PLAY_STARTER_MIN_SCORE=48</w:t>
+        <w:br/>
+        <w:t>SPX_PLAY_WATCH_MIN_SCORE=38</w:t>
+        <w:br/>
+        <w:t>SPX_PLAY_PROMOTE_MIN_SCORE=48</w:t>
+        <w:br/>
+        <w:t>SPX_PLAY_MIN_GRADE=B</w:t>
+        <w:br/>
+        <w:t>SPX_PLAY_WEIGHTED_CONFLICT_BLOCK_MIN=4</w:t>
+        <w:br/>
+        <w:t>SPX_PLAY_MIN_CONFIRMATIONS=5</w:t>
+        <w:br/>
+        <w:t>SPX_PLAY_MIN_AGREEING_FACTORS=3</w:t>
+        <w:br/>
+        <w:t>SPX_PLAY_ONLY_FULL_ENTRY=false</w:t>
+        <w:br/>
+        <w:t>SPX_PLAY_OPENING_RANGE_MINUTES=20</w:t>
+        <w:br/>
+        <w:t>SPX_PLAY_COOLDOWN_AFTER_STOP_MIN=15</w:t>
+        <w:br/>
+        <w:t>SPX_PLAY_BUY_COOLDOWN_SEC=600</w:t>
+        <w:br/>
+        <w:t>SPX_PLAY_BUY_COOLDOWN_APLUS_BYPASS=1</w:t>
+        <w:br/>
+        <w:t>SPX_PLAY_REENTRY_LOCK_SEC=1200</w:t>
+        <w:br/>
+        <w:t>SPX_PLAY_MIN_RISK_REWARD=1.2</w:t>
+        <w:br/>
+        <w:br/>
+        <w:t># Session cutoffs (independent)</w:t>
+        <w:br/>
+        <w:t>SPX_PLAY_NO_ENTRY_ET_HOUR=15</w:t>
+        <w:br/>
+        <w:t>SPX_PLAY_NO_ENTRY_ET_MIN=30</w:t>
+        <w:br/>
+        <w:t>SPX_PLAY_FORCE_EXIT_ET_HOUR=15</w:t>
+        <w:br/>
+        <w:t>SPX_PLAY_FORCE_EXIT_ET_MIN=45</w:t>
+        <w:br/>
+        <w:br/>
+        <w:t># Open play management</w:t>
+        <w:br/>
+        <w:t>SPX_PLAY_TRIM_MFE_PTS=12</w:t>
+        <w:br/>
+        <w:t>SPX_PLAY_TRIM_PROGRESS_PCT=0.70</w:t>
+        <w:br/>
+        <w:t>SPX_PLAY_THESIS_BREAK_SCORE=40</w:t>
+        <w:br/>
+        <w:t>SPX_PLAY_THESIS_BREAK_DROP_PTS=12</w:t>
+        <w:br/>
+        <w:t>SPX_PLAY_WATCH_MAX_AGE_MIN=30</w:t>
+        <w:br/>
+        <w:t>SPX_PLAY_WATCH_EXTEND_AGE_MIN=45</w:t>
+        <w:br/>
+        <w:t>SPX_TRAILING_STOP_BREAKEVEN_MFE=8</w:t>
+        <w:br/>
+        <w:t>SPX_TRAILING_STOP_TRAIL_MFE=15</w:t>
+        <w:br/>
+        <w:t>SPX_TRAILING_STOP_TRAIL_WINDOW=7   # static fallback; VIX-indexed by default</w:t>
+        <w:br/>
+        <w:br/>
+        <w:t># Option chain spread</w:t>
+        <w:br/>
+        <w:t>SPX_CHAIN_MAX_SPREAD_PCT=18</w:t>
+        <w:br/>
+        <w:t>SPX_CHAIN_MAX_SPREAD_PCT_OPEN=20</w:t>
+        <w:br/>
+        <w:t>SPX_CHAIN_OPEN_SPREAD_MINUTES=30</w:t>
+        <w:br/>
+        <w:br/>
+        <w:t># Lotto engine</w:t>
+        <w:br/>
+        <w:t>SPX_PLAY_LOTTO_TARGET_PTS=25</w:t>
+        <w:br/>
+        <w:t>SPX_PLAY_LOTTO_MAX_PICKS=2</w:t>
+        <w:br/>
+        <w:t>SPX_PLAY_LOTTO_FLOW_MIN=5000000</w:t>
+        <w:br/>
+        <w:t>SPX_PLAY_LOTTO_GAP_MIN_PCT=0.4</w:t>
+        <w:br/>
+        <w:t>SPX_PLAY_LOTTO_CONFIRM_MOVE_PTS=5</w:t>
+        <w:br/>
+        <w:t>SPX_PLAY_LOTTO_EXPIRE_ET_HOUR=10</w:t>
+        <w:br/>
+        <w:t>SPX_PLAY_LOTTO_EXPIRE_ET_MIN=30</w:t>
+        <w:br/>
+        <w:t>SPX_PLAY_LOTTO_MIN_DIRECTION_SIGNALS=3</w:t>
+        <w:br/>
+        <w:t>SPX_LOTTO_CHAIN_MAX_SPREAD_PCT=50</w:t>
+        <w:br/>
+        <w:t>SPX_LOTTO_MIN_PREMIUM=0.20</w:t>
+        <w:br/>
+        <w:t>SPX_LOTTO_MAX_PREMIUM=0.85</w:t>
+        <w:br/>
+        <w:br/>
+        <w:t># Adaptive telemetry (see Adaptive telemetry section)</w:t>
+        <w:br/>
+        <w:t>SPX_OUTCOME_MIN_TRADES=30</w:t>
+        <w:br/>
+        <w:t>SPX_OUTCOME_MIN_DAYS=30</w:t>
+        <w:br/>
+        <w:t>SPX_ADAPTIVE_MIN_WIN_RATE=0.45</w:t>
+        <w:br/>
+        <w:t>SPX_PROMOTE_UNDERPERFORM_GAP=0.15   # cold WR − promote WR; triggers +5 promote floor</w:t>
+        <w:br/>
+        <w:t>SPX_PROMOTE_SCORE_BOOST=5           # points added to promote min when gap ≥ 0.15</w:t>
+      </w:r>
+    </w:p>
+    <w:p>
+      <w:r>
+        <w:t>Numbers on this page last verified against live src/features/spx/lib/spx-play-config.ts and spx-play-engine.ts defaults on 2026-07-09. If they've drifted again, that's worth a FINDINGS.md entry, not just a doc edit.</w:t>
       </w:r>
     </w:p>
     <w:p>
